--- a/assets/docs/voronkov-resume.docx
+++ b/assets/docs/voronkov-resume.docx
@@ -30,7 +30,7 @@
         <w:jc w:val="center"/>
       </w:pPr>
       <w:r>
-        <w:t>Санкт-Петербург · 18 лет · +7 991 268-66-01 · denisvoronkov486@gmail.com · github.com/askuyr</w:t>
+        <w:t>Санкт-Петербург · 18 лет · +7 911 268-66-01 · denisvoronkov486@gmail.com · github.com/askuyr</w:t>
       </w:r>
     </w:p>
     <w:p>
